--- a/templates/documents/CONTRATOS CIVILES/CONTRATOS AUTENTICOS/FINANCIEROS/DECLARACION JURADA DE DEPENDENCIA ECONOMICA.docx
+++ b/templates/documents/CONTRATOS CIVILES/CONTRATOS AUTENTICOS/FINANCIEROS/DECLARACION JURADA DE DEPENDENCIA ECONOMICA.docx
@@ -4,140 +4,253 @@
   <w:body>
     <w:p>
       <w:pPr>
+        <w:spacing w:after="0" w:line="240" w:lineRule="auto"/>
+        <w:jc w:val="center"/>
+        <w:rPr>
+          <w:rFonts w:ascii="Abadi" w:hAnsi="Abadi"/>
+          <w:b/>
+          <w:bCs/>
+          <w:sz w:val="28"/>
+          <w:szCs w:val="28"/>
+        </w:rPr>
+      </w:pPr>
+      <w:r>
+        <w:rPr>
+          <w:rFonts w:ascii="Abadi" w:hAnsi="Abadi" w:cs="Arial"/>
+          <w:noProof/>
+          <w:sz w:val="28"/>
+          <w:szCs w:val="28"/>
+          <w:lang w:eastAsia="es-DO"/>
+        </w:rPr>
+        <w:drawing>
+          <wp:anchor distT="0" distB="0" distL="114300" distR="114300" simplePos="0" relativeHeight="251659264" behindDoc="0" locked="0" layoutInCell="1" allowOverlap="1" wp14:anchorId="3997CE12" wp14:editId="2AC4C347">
+            <wp:simplePos x="0" y="0"/>
+            <wp:positionH relativeFrom="margin">
+              <wp:posOffset>2372387</wp:posOffset>
+            </wp:positionH>
+            <wp:positionV relativeFrom="paragraph">
+              <wp:posOffset>-711228</wp:posOffset>
+            </wp:positionV>
+            <wp:extent cx="725154" cy="598244"/>
+            <wp:effectExtent l="0" t="0" r="0" b="0"/>
+            <wp:wrapNone/>
+            <wp:docPr id="3" name="Imagen 3" descr="Resultado de imagen para balanza de la justicia png | Balanza de la  justicia, Simbolo de la justicia, Balanza"/>
+            <wp:cNvGraphicFramePr>
+              <a:graphicFrameLocks xmlns:a="http://schemas.openxmlformats.org/drawingml/2006/main" noChangeAspect="1"/>
+            </wp:cNvGraphicFramePr>
+            <a:graphic xmlns:a="http://schemas.openxmlformats.org/drawingml/2006/main">
+              <a:graphicData uri="http://schemas.openxmlformats.org/drawingml/2006/picture">
+                <pic:pic xmlns:pic="http://schemas.openxmlformats.org/drawingml/2006/picture">
+                  <pic:nvPicPr>
+                    <pic:cNvPr id="0" name="Picture 3" descr="Resultado de imagen para balanza de la justicia png | Balanza de la  justicia, Simbolo de la justicia, Balanza"/>
+                    <pic:cNvPicPr>
+                      <a:picLocks noChangeAspect="1" noChangeArrowheads="1"/>
+                    </pic:cNvPicPr>
+                  </pic:nvPicPr>
+                  <pic:blipFill>
+                    <a:blip r:embed="rId5" cstate="print">
+                      <a:duotone>
+                        <a:schemeClr val="accent5">
+                          <a:shade val="45000"/>
+                          <a:satMod val="135000"/>
+                        </a:schemeClr>
+                        <a:prstClr val="white"/>
+                      </a:duotone>
+                      <a:extLst>
+                        <a:ext uri="{BEBA8EAE-BF5A-486C-A8C5-ECC9F3942E4B}">
+                          <a14:imgProps xmlns:a14="http://schemas.microsoft.com/office/drawing/2010/main">
+                            <a14:imgLayer r:embed="rId6">
+                              <a14:imgEffect>
+                                <a14:sharpenSoften amount="50000"/>
+                              </a14:imgEffect>
+                            </a14:imgLayer>
+                          </a14:imgProps>
+                        </a:ext>
+                        <a:ext uri="{28A0092B-C50C-407E-A947-70E740481C1C}">
+                          <a14:useLocalDpi xmlns:a14="http://schemas.microsoft.com/office/drawing/2010/main" val="0"/>
+                        </a:ext>
+                      </a:extLst>
+                    </a:blip>
+                    <a:srcRect/>
+                    <a:stretch>
+                      <a:fillRect/>
+                    </a:stretch>
+                  </pic:blipFill>
+                  <pic:spPr bwMode="auto">
+                    <a:xfrm>
+                      <a:off x="0" y="0"/>
+                      <a:ext cx="725154" cy="598244"/>
+                    </a:xfrm>
+                    <a:prstGeom prst="rect">
+                      <a:avLst/>
+                    </a:prstGeom>
+                    <a:noFill/>
+                    <a:ln>
+                      <a:noFill/>
+                    </a:ln>
+                  </pic:spPr>
+                </pic:pic>
+              </a:graphicData>
+            </a:graphic>
+            <wp14:sizeRelH relativeFrom="page">
+              <wp14:pctWidth>0</wp14:pctWidth>
+            </wp14:sizeRelH>
+            <wp14:sizeRelV relativeFrom="page">
+              <wp14:pctHeight>0</wp14:pctHeight>
+            </wp14:sizeRelV>
+          </wp:anchor>
+        </w:drawing>
+      </w:r>
+      <w:r>
+        <w:rPr>
+          <w:rFonts w:ascii="Abadi" w:hAnsi="Abadi"/>
+          <w:b/>
+          <w:bCs/>
+          <w:sz w:val="28"/>
+          <w:szCs w:val="28"/>
+        </w:rPr>
+        <w:t>DECLARACIÓN JURADA DE DEPENDENCIA ECONÓMICA</w:t>
+      </w:r>
+    </w:p>
+    <w:p>
+      <w:pPr>
+        <w:spacing w:after="0" w:line="240" w:lineRule="auto"/>
         <w:jc w:val="both"/>
       </w:pPr>
-      <w:r>
-        <w:t xml:space="preserve">El </w:t>
-      </w:r>
-      <w:r>
-        <w:rPr>
-          <w:b/>
-          <w:bCs/>
-        </w:rPr>
-        <w:t>Acto de Notoriedad de Supervivencia</w:t>
-      </w:r>
-      <w:r>
-        <w:t xml:space="preserve"> (también conocido como </w:t>
-      </w:r>
-      <w:r>
-        <w:rPr>
-          <w:b/>
-          <w:bCs/>
-        </w:rPr>
-        <w:t>Fe de Vida</w:t>
-      </w:r>
-      <w:r>
-        <w:t>) es el documento legal utilizado en la República Dominicana para certificar que una persona se encuentra viva. Es un requisito indispensable para pensionados, especialmente aquellos que cobran desde el exterior o a través de cajas de pensiones como Hacienda, el IDSS o cuerpos castrenses.</w:t>
-      </w:r>
-    </w:p>
-    <w:p>
-      <w:pPr>
+    </w:p>
+    <w:p>
+      <w:pPr>
+        <w:spacing w:after="0" w:line="240" w:lineRule="auto"/>
         <w:jc w:val="both"/>
       </w:pPr>
       <w:r>
-        <w:t xml:space="preserve">Este modelo está actualizado conforme a la </w:t>
-      </w:r>
-      <w:r>
-        <w:rPr>
-          <w:b/>
-          <w:bCs/>
-        </w:rPr>
-        <w:t>Ley No. 140-15 del Notariado</w:t>
-      </w:r>
-      <w:r>
-        <w:t xml:space="preserve"> y cumple con los estándares exigidos por la </w:t>
-      </w:r>
-      <w:r>
-        <w:rPr>
-          <w:b/>
-          <w:bCs/>
-        </w:rPr>
-        <w:t>Dirección General de Jubilaciones y Pensiones (DGJP)</w:t>
-      </w:r>
-      <w:r>
-        <w:t>.</w:t>
-      </w:r>
-    </w:p>
-    <w:p>
-      <w:pPr>
+        <w:rPr>
+          <w:b/>
+          <w:bCs/>
+        </w:rPr>
+        <w:t>ACTO NO.</w:t>
+      </w:r>
+      <w:r>
+        <w:t xml:space="preserve"> ____________. </w:t>
+      </w:r>
+    </w:p>
+    <w:p>
+      <w:pPr>
+        <w:spacing w:after="0" w:line="240" w:lineRule="auto"/>
         <w:jc w:val="both"/>
       </w:pPr>
-      <w:r>
-        <w:pict w14:anchorId="44A64046">
-          <v:rect id="_x0000_i1077" style="width:0;height:1.5pt" o:hralign="center" o:hrstd="t" o:hr="t" fillcolor="#a0a0a0" stroked="f"/>
-        </w:pict>
-      </w:r>
-    </w:p>
-    <w:p>
-      <w:pPr>
+    </w:p>
+    <w:p>
+      <w:pPr>
+        <w:spacing w:after="0" w:line="240" w:lineRule="auto"/>
         <w:jc w:val="both"/>
-        <w:rPr>
-          <w:b/>
-          <w:bCs/>
-        </w:rPr>
-      </w:pPr>
-      <w:r>
-        <w:rPr>
-          <w:b/>
-          <w:bCs/>
-        </w:rPr>
-        <w:t>ACTO NÚMERO [_______</w:t>
-      </w:r>
-      <w:proofErr w:type="gramStart"/>
-      <w:r>
-        <w:rPr>
-          <w:b/>
-          <w:bCs/>
-        </w:rPr>
-        <w:t>].-</w:t>
-      </w:r>
-      <w:proofErr w:type="gramEnd"/>
-      <w:r>
-        <w:rPr>
-          <w:b/>
-          <w:bCs/>
-        </w:rPr>
-        <w:t xml:space="preserve"> (ACTO DE NOTORIEDAD DE SUPERVIVENCIA / FE DE VIDA)</w:t>
-      </w:r>
-    </w:p>
-    <w:p>
-      <w:pPr>
+      </w:pPr>
+      <w:r>
+        <w:t>En la ciudad de {{CIUDAD_FIRMA}}, República Dominicana, a los {{</w:t>
+      </w:r>
+      <w:r>
+        <w:rPr>
+          <w:b/>
+          <w:bCs/>
+        </w:rPr>
+        <w:t>DIA_TEXTO</w:t>
+      </w:r>
+      <w:r>
+        <w:t>}} ({{</w:t>
+      </w:r>
+      <w:r>
+        <w:rPr>
+          <w:b/>
+          <w:bCs/>
+        </w:rPr>
+        <w:t>DIA_NUMERO</w:t>
+      </w:r>
+      <w:r>
+        <w:t>}}) días del mes de {{</w:t>
+      </w:r>
+      <w:r>
+        <w:rPr>
+          <w:b/>
+          <w:bCs/>
+        </w:rPr>
+        <w:t>MES_TEXTO</w:t>
+      </w:r>
+      <w:r>
+        <w:t>}} del año {{</w:t>
+      </w:r>
+      <w:r>
+        <w:rPr>
+          <w:b/>
+          <w:bCs/>
+        </w:rPr>
+        <w:t>AÑO_TEXTO</w:t>
+      </w:r>
+      <w:r>
+        <w:t>}} ({{</w:t>
+      </w:r>
+      <w:r>
+        <w:rPr>
+          <w:b/>
+          <w:bCs/>
+        </w:rPr>
+        <w:t>AÑO_NUMERO</w:t>
+      </w:r>
+      <w:r>
+        <w:t>}}).</w:t>
+      </w:r>
+      <w:r>
+        <w:t xml:space="preserve"> </w:t>
+      </w:r>
+      <w:r>
+        <w:t>Por ante mí, {{TRATAMIENTO_NOTARIO}} {{</w:t>
+      </w:r>
+      <w:r>
+        <w:rPr>
+          <w:b/>
+          <w:bCs/>
+        </w:rPr>
+        <w:t>NOMBRE_NOTARIO</w:t>
+      </w:r>
+      <w:r>
+        <w:t xml:space="preserve">}}, de nacionalidad dominicana, mayor de edad, Abogado Notario Público de los del Número para el {{MUNICIPIO_NOTARIO}}, Matrícula No. {{MATRICULA_NOTARIO}}, con estudio profesional abierto en {{DIRECCION O DOMICILIO_NOTARIO}}, asistido de los testigos que al final serán nombrados, </w:t>
+      </w:r>
+      <w:r>
+        <w:rPr>
+          <w:b/>
+          <w:bCs/>
+        </w:rPr>
+        <w:t>COMPARECIÓ LIBRE Y VOLUNTARIAMENTE:</w:t>
+      </w:r>
+      <w:r>
+        <w:rPr>
+          <w:b/>
+          <w:bCs/>
+        </w:rPr>
+        <w:t xml:space="preserve"> </w:t>
+      </w:r>
+      <w:r>
+        <w:t>{{TRATAMIENTO_DECLARANTE}} {{</w:t>
+      </w:r>
+      <w:r>
+        <w:rPr>
+          <w:b/>
+          <w:bCs/>
+        </w:rPr>
+        <w:t>NOMBRE_DECLARANTE</w:t>
+      </w:r>
+      <w:r>
+        <w:t>}}, de nacionalidad {{NACIONALIDAD_DECLARANTE}}, mayor de edad, titular de la cédula de identidad y electoral No. {{DOCUMENTO IDENTIDAD_DECLARANTE}}, con domicilio y residencia en {{DIRECCION O DOMICILIO_DECLARANTE}}, quien me declaró bajo la FE DEL JURAMENTO lo siguiente:</w:t>
+      </w:r>
+    </w:p>
+    <w:p>
+      <w:pPr>
+        <w:spacing w:after="0" w:line="240" w:lineRule="auto"/>
         <w:jc w:val="both"/>
       </w:pPr>
-      <w:r>
-        <w:t xml:space="preserve">En la ciudad de [Ciudad], República Dominicana, hoy día [Día] del mes de [Mes] del año 2026; por ante mí, </w:t>
-      </w:r>
-      <w:r>
-        <w:rPr>
-          <w:b/>
-          <w:bCs/>
-        </w:rPr>
-        <w:t>[NOMBRE DEL NOTARIO]</w:t>
-      </w:r>
-      <w:r>
-        <w:t xml:space="preserve">, dominicano, mayor de edad, Abogado Notario Público de los del número del [Distrito Nacional / Municipio], titular de la Cédula No. [Número], con </w:t>
-      </w:r>
-      <w:proofErr w:type="gramStart"/>
-      <w:r>
-        <w:t>carnet</w:t>
-      </w:r>
-      <w:proofErr w:type="gramEnd"/>
-      <w:r>
-        <w:t xml:space="preserve"> del Colegio de Notarios No. [Número] y estudio profesional abierto en la [Dirección]; </w:t>
-      </w:r>
-      <w:r>
-        <w:rPr>
-          <w:b/>
-          <w:bCs/>
-        </w:rPr>
-        <w:t>HA COMPARECIDO</w:t>
-      </w:r>
-      <w:r>
-        <w:t xml:space="preserve"> de manera libre y voluntaria el señor/a:</w:t>
-      </w:r>
-    </w:p>
-    <w:p>
-      <w:pPr>
+    </w:p>
+    <w:p>
+      <w:pPr>
+        <w:spacing w:after="0" w:line="240" w:lineRule="auto"/>
         <w:jc w:val="both"/>
       </w:pPr>
       <w:r>
@@ -145,36 +258,44 @@
           <w:b/>
           <w:bCs/>
         </w:rPr>
-        <w:t>[NOMBRE DEL INTERESADO]</w:t>
-      </w:r>
-      <w:r>
-        <w:t xml:space="preserve">, dominicano, mayor de edad, [Estado Civil], titular de la Cédula de Identidad y Electoral No. [Número], domiciliado y residente en [Dirección completa], quien para los fines del presente acto se denominará </w:t>
-      </w:r>
-      <w:r>
-        <w:rPr>
-          <w:b/>
-          <w:bCs/>
-        </w:rPr>
-        <w:t>EL COMPARECIENTE</w:t>
-      </w:r>
-      <w:r>
-        <w:t>.</w:t>
-      </w:r>
-    </w:p>
-    <w:p>
-      <w:pPr>
+        <w:t>PRIMERO</w:t>
+      </w:r>
+      <w:r>
+        <w:t xml:space="preserve">: Que es hijo/a (o padre/madre) legítimo/a de </w:t>
+      </w:r>
+      <w:r>
+        <w:rPr>
+          <w:b/>
+          <w:bCs/>
+        </w:rPr>
+        <w:t>{{TRATAMIENTO_DEPENDIENTE}} {{NOMBRE_DEPENDIENTE</w:t>
+      </w:r>
+      <w:r>
+        <w:t>}}, de nacionalidad dominicana, mayor de edad, portador(a) de la cédula de identidad No. {{</w:t>
+      </w:r>
+      <w:r>
+        <w:rPr>
+          <w:b/>
+          <w:bCs/>
+        </w:rPr>
+        <w:t>DOCUMENTO IDENTIDAD_DEPENDIENTE</w:t>
+      </w:r>
+      <w:r>
+        <w:t>}}.</w:t>
+      </w:r>
+      <w:r>
+        <w:t xml:space="preserve"> </w:t>
+      </w:r>
+    </w:p>
+    <w:p>
+      <w:pPr>
+        <w:spacing w:after="0" w:line="240" w:lineRule="auto"/>
         <w:jc w:val="both"/>
       </w:pPr>
-      <w:r>
-        <w:t>Asimismo, comparecen los señores (Testigos):</w:t>
-      </w:r>
-    </w:p>
-    <w:p>
-      <w:pPr>
-        <w:numPr>
-          <w:ilvl w:val="0"/>
-          <w:numId w:val="1"/>
-        </w:numPr>
+    </w:p>
+    <w:p>
+      <w:pPr>
+        <w:spacing w:after="0" w:line="240" w:lineRule="auto"/>
         <w:jc w:val="both"/>
       </w:pPr>
       <w:r>
@@ -182,37 +303,41 @@
           <w:b/>
           <w:bCs/>
         </w:rPr>
-        <w:t>[TESTIGO 1]</w:t>
-      </w:r>
-      <w:r>
-        <w:t>, dominicano, mayor de edad, Cédula [Número], [Domicilio].</w:t>
-      </w:r>
-    </w:p>
-    <w:p>
-      <w:pPr>
-        <w:numPr>
-          <w:ilvl w:val="0"/>
-          <w:numId w:val="1"/>
-        </w:numPr>
+        <w:t>SEGUNDO</w:t>
+      </w:r>
+      <w:r>
+        <w:t xml:space="preserve">: Que declara formalmente que su </w:t>
+      </w:r>
+      <w:r>
+        <w:rPr>
+          <w:b/>
+          <w:bCs/>
+        </w:rPr>
+        <w:t>{{VINCULO_FAMILIAR_DEPENDIENTE}}, {{NOMBRE_DEPENDIENTE</w:t>
+      </w:r>
+      <w:r>
+        <w:t xml:space="preserve">}}, NO realiza ninguna actividad laboral remunerada, NO percibe ingresos fijos, NO recibe pensión del Estado ni de ninguna institución privada, y que </w:t>
+      </w:r>
+      <w:r>
+        <w:rPr>
+          <w:b/>
+          <w:bCs/>
+        </w:rPr>
+        <w:t>DEPENDE EXCLUSIVA Y TOTALMENTE DE SUS INGRESOS ECONÓMICOS</w:t>
+      </w:r>
+      <w:r>
+        <w:t xml:space="preserve"> para su manutención, vivienda, alimentación y cuidados médicos.</w:t>
+      </w:r>
+    </w:p>
+    <w:p>
+      <w:pPr>
+        <w:spacing w:after="0" w:line="240" w:lineRule="auto"/>
         <w:jc w:val="both"/>
       </w:pPr>
-      <w:r>
-        <w:rPr>
-          <w:b/>
-          <w:bCs/>
-        </w:rPr>
-        <w:t>[TESTIGO 2]</w:t>
-      </w:r>
-      <w:r>
-        <w:t>, dominicano, mayor de edad, Cédula [Número], [Domicilio].</w:t>
-      </w:r>
-    </w:p>
-    <w:p>
-      <w:pPr>
-        <w:numPr>
-          <w:ilvl w:val="0"/>
-          <w:numId w:val="1"/>
-        </w:numPr>
+    </w:p>
+    <w:p>
+      <w:pPr>
+        <w:spacing w:after="0" w:line="240" w:lineRule="auto"/>
         <w:jc w:val="both"/>
       </w:pPr>
       <w:r>
@@ -220,186 +345,236 @@
           <w:b/>
           <w:bCs/>
         </w:rPr>
-        <w:t>[TESTIGO 3]</w:t>
-      </w:r>
-      <w:r>
-        <w:t>, dominicano, mayor de edad, Cédula [Número], [Domicilio].</w:t>
-      </w:r>
-    </w:p>
-    <w:p>
-      <w:pPr>
+        <w:t>TERCERO</w:t>
+      </w:r>
+      <w:r>
+        <w:t>: Que la presente declaración jurada se realiza con el propósito fundamental de ser depositada ante {{</w:t>
+      </w:r>
+      <w:r>
+        <w:rPr>
+          <w:b/>
+          <w:bCs/>
+        </w:rPr>
+        <w:t>INSTITUCION_DIRIGIDA</w:t>
+      </w:r>
+      <w:r>
+        <w:t>}}, a los fines de afiliar a su pariente como su dependiente directo en el Seguro Familiar de Salud u otro trámite administrativo.</w:t>
+      </w:r>
+    </w:p>
+    <w:p>
+      <w:pPr>
+        <w:spacing w:after="0" w:line="240" w:lineRule="auto"/>
         <w:jc w:val="both"/>
       </w:pPr>
-      <w:r>
-        <w:rPr>
-          <w:b/>
-          <w:bCs/>
-        </w:rPr>
-        <w:t>EL NOTARIO DOY FE:</w:t>
-      </w:r>
-      <w:r>
-        <w:t xml:space="preserve"> De haber visto personalmente al señor/a </w:t>
-      </w:r>
-      <w:r>
-        <w:rPr>
-          <w:b/>
-          <w:bCs/>
-        </w:rPr>
-        <w:t>[NOMBRE DEL INTERESADO]</w:t>
-      </w:r>
-      <w:r>
-        <w:t>, quien se encuentra presente en mi estudio profesional, con plenas facultades físicas y mentales, y cuya identidad he verificado mediante su documento de identidad original.</w:t>
-      </w:r>
-    </w:p>
-    <w:p>
-      <w:pPr>
+    </w:p>
+    <w:p>
+      <w:pPr>
+        <w:spacing w:after="0" w:line="240" w:lineRule="auto"/>
         <w:jc w:val="both"/>
-        <w:rPr>
-          <w:b/>
-          <w:bCs/>
-        </w:rPr>
-      </w:pPr>
-      <w:r>
-        <w:rPr>
-          <w:b/>
-          <w:bCs/>
-        </w:rPr>
-        <w:t>CLÁUSULAS</w:t>
-      </w:r>
-    </w:p>
-    <w:p>
-      <w:pPr>
+      </w:pPr>
+      <w:r>
+        <w:rPr>
+          <w:b/>
+          <w:bCs/>
+        </w:rPr>
+        <w:t>CUARTO</w:t>
+      </w:r>
+      <w:r>
+        <w:t>: El presente documento ha sido redactado y elaborado en presencia de los señores {{NOMBRE_TESTIGO 1}}, titular de la cédula No. {{DOCUMENTO IDENTIDAD_TESTIGO 1}}, y {{NOMBRE_TESTIGO 2}}, titular de la cédula No. {{DOCUMENTO IDENTIDAD_TESTIGO 2}}, TESTIGOS INSTRUMENTALES requeridos al efecto, libres de tachas y excepciones, quienes corroboran la veracidad de lo aquí declarado.</w:t>
+      </w:r>
+    </w:p>
+    <w:p>
+      <w:pPr>
+        <w:spacing w:after="0" w:line="240" w:lineRule="auto"/>
         <w:jc w:val="both"/>
       </w:pPr>
-      <w:r>
-        <w:rPr>
-          <w:b/>
-          <w:bCs/>
-        </w:rPr>
-        <w:t>PRIMERA: DECLARACIÓN DE SUPERVIVENCIA.</w:t>
-      </w:r>
-      <w:r>
-        <w:t xml:space="preserve"> Los testigos comparecientes, previa declaración jurada de decir la verdad, declaran de manera unánime que les consta de manera personal y por el trato frecuente que mantienen con el señor/a </w:t>
-      </w:r>
-      <w:r>
-        <w:rPr>
-          <w:b/>
-          <w:bCs/>
-        </w:rPr>
-        <w:t>[NOMBRE DEL INTERESADO]</w:t>
-      </w:r>
-      <w:r>
-        <w:t xml:space="preserve">, que este </w:t>
-      </w:r>
-      <w:r>
-        <w:rPr>
-          <w:b/>
-          <w:bCs/>
-        </w:rPr>
-        <w:t>SE ENCUENTRA CON VIDA</w:t>
-      </w:r>
-      <w:r>
-        <w:t xml:space="preserve"> a la fecha de instrumentación del presente acto.</w:t>
-      </w:r>
-    </w:p>
-    <w:p>
-      <w:pPr>
+    </w:p>
+    <w:p>
+      <w:pPr>
+        <w:spacing w:after="0" w:line="240" w:lineRule="auto"/>
         <w:jc w:val="both"/>
       </w:pPr>
       <w:r>
-        <w:rPr>
-          <w:b/>
-          <w:bCs/>
-        </w:rPr>
-        <w:lastRenderedPageBreak/>
-        <w:t>SEGUNDA: OBJETO DEL ACTO.</w:t>
-      </w:r>
-      <w:r>
-        <w:t xml:space="preserve"> </w:t>
-      </w:r>
-      <w:r>
-        <w:rPr>
-          <w:b/>
-          <w:bCs/>
-        </w:rPr>
-        <w:t>EL COMPARECIENTE</w:t>
-      </w:r>
-      <w:r>
-        <w:t xml:space="preserve"> manifiesta que el presente acto de fe de vida se instrumenta con el único propósito de ser depositado ante [Institución: ej. Dirección General de Jubilaciones y Pensiones / ARS / Banco / Seguridad Social], a los fines de acreditar su supervivencia y así poder continuar percibiendo los beneficios de su pensión o haberes correspondientes.</w:t>
-      </w:r>
-    </w:p>
-    <w:p>
-      <w:pPr>
+        <w:t xml:space="preserve">Y no habiendo más nada que declarar, he procedido a levantar el presente acto, el cual he leído íntegramente a los comparecientes, encontrándolo conforme, en fe de lo cual lo firman al pie de la última foja, junto conmigo y ante mí, Notario infrascrito, que </w:t>
+      </w:r>
+      <w:r>
+        <w:rPr>
+          <w:b/>
+          <w:bCs/>
+        </w:rPr>
+        <w:t>CERTIFICO Y DOY FE.</w:t>
+      </w:r>
+    </w:p>
+    <w:p>
+      <w:pPr>
+        <w:spacing w:after="0" w:line="240" w:lineRule="auto"/>
         <w:jc w:val="both"/>
       </w:pPr>
-      <w:r>
-        <w:rPr>
-          <w:b/>
-          <w:bCs/>
-        </w:rPr>
-        <w:t>TERCERA: RESIDENCIA.</w:t>
-      </w:r>
-      <w:r>
-        <w:t xml:space="preserve"> </w:t>
-      </w:r>
-      <w:r>
-        <w:rPr>
-          <w:b/>
-          <w:bCs/>
-        </w:rPr>
-        <w:t>EL COMPARECIENTE</w:t>
-      </w:r>
-      <w:r>
-        <w:t xml:space="preserve"> ratifica bajo la fe del juramento que su domicilio real y actual es el indicado en el encabezado de este acto, para todos los fines de comunicación y registros oficiales.</w:t>
-      </w:r>
-    </w:p>
-    <w:p>
-      <w:pPr>
+    </w:p>
+    <w:p>
+      <w:pPr>
+        <w:spacing w:after="0" w:line="240" w:lineRule="auto"/>
+        <w:jc w:val="center"/>
+      </w:pPr>
+    </w:p>
+    <w:p>
+      <w:pPr>
+        <w:spacing w:after="0" w:line="240" w:lineRule="auto"/>
+        <w:jc w:val="center"/>
+        <w:rPr>
+          <w:b/>
+          <w:bCs/>
+        </w:rPr>
+      </w:pPr>
+      <w:r>
+        <w:rPr>
+          <w:b/>
+          <w:bCs/>
+        </w:rPr>
+        <w:t>{{NOMBRE_DECLARANTE}}</w:t>
+      </w:r>
+    </w:p>
+    <w:p>
+      <w:pPr>
+        <w:spacing w:after="0" w:line="240" w:lineRule="auto"/>
+        <w:jc w:val="center"/>
+      </w:pPr>
+      <w:r>
+        <w:t>Declarante</w:t>
+      </w:r>
+    </w:p>
+    <w:p>
+      <w:pPr>
+        <w:spacing w:after="0" w:line="240" w:lineRule="auto"/>
+        <w:jc w:val="center"/>
+      </w:pPr>
+    </w:p>
+    <w:p>
+      <w:pPr>
+        <w:spacing w:after="0" w:line="240" w:lineRule="auto"/>
+        <w:jc w:val="center"/>
+      </w:pPr>
+    </w:p>
+    <w:p>
+      <w:pPr>
+        <w:spacing w:after="0" w:line="240" w:lineRule="auto"/>
+        <w:jc w:val="center"/>
+        <w:rPr>
+          <w:b/>
+          <w:bCs/>
+        </w:rPr>
+      </w:pPr>
+      <w:r>
+        <w:rPr>
+          <w:b/>
+          <w:bCs/>
+        </w:rPr>
+        <w:t xml:space="preserve">{{NOMBRE_TESTIGO 1}} </w:t>
+      </w:r>
+      <w:r>
+        <w:rPr>
+          <w:b/>
+          <w:bCs/>
+        </w:rPr>
+        <w:tab/>
+      </w:r>
+      <w:r>
+        <w:rPr>
+          <w:b/>
+          <w:bCs/>
+        </w:rPr>
+        <w:tab/>
+      </w:r>
+      <w:r>
+        <w:rPr>
+          <w:b/>
+          <w:bCs/>
+        </w:rPr>
+        <w:tab/>
+      </w:r>
+      <w:r>
+        <w:rPr>
+          <w:b/>
+          <w:bCs/>
+        </w:rPr>
+        <w:t>{{NOMBRE_TESTIGO 2}}</w:t>
+      </w:r>
+    </w:p>
+    <w:p>
+      <w:pPr>
+        <w:spacing w:after="0" w:line="240" w:lineRule="auto"/>
+        <w:jc w:val="center"/>
+      </w:pPr>
+      <w:r>
+        <w:t xml:space="preserve">Testigo </w:t>
+      </w:r>
+      <w:r>
+        <w:tab/>
+      </w:r>
+      <w:r>
+        <w:tab/>
+      </w:r>
+      <w:r>
+        <w:tab/>
+      </w:r>
+      <w:r>
+        <w:tab/>
+      </w:r>
+      <w:r>
+        <w:tab/>
+      </w:r>
+      <w:proofErr w:type="spellStart"/>
+      <w:r>
+        <w:t>Testigo</w:t>
+      </w:r>
+      <w:proofErr w:type="spellEnd"/>
+    </w:p>
+    <w:p>
+      <w:pPr>
+        <w:spacing w:after="0" w:line="240" w:lineRule="auto"/>
+        <w:jc w:val="center"/>
+      </w:pPr>
+    </w:p>
+    <w:p>
+      <w:pPr>
+        <w:spacing w:after="0" w:line="240" w:lineRule="auto"/>
+        <w:jc w:val="center"/>
+      </w:pPr>
+    </w:p>
+    <w:p>
+      <w:pPr>
+        <w:spacing w:after="0" w:line="240" w:lineRule="auto"/>
+        <w:jc w:val="center"/>
+        <w:rPr>
+          <w:b/>
+          <w:bCs/>
+        </w:rPr>
+      </w:pPr>
+      <w:r>
+        <w:rPr>
+          <w:b/>
+          <w:bCs/>
+        </w:rPr>
+        <w:t>{{NOMBRE_NOTARIO}}</w:t>
+      </w:r>
+    </w:p>
+    <w:p>
+      <w:pPr>
+        <w:spacing w:after="0" w:line="240" w:lineRule="auto"/>
+        <w:jc w:val="center"/>
+      </w:pPr>
+      <w:r>
+        <w:t>Abogado Notario Público</w:t>
+      </w:r>
+    </w:p>
+    <w:p>
+      <w:pPr>
+        <w:spacing w:after="0" w:line="240" w:lineRule="auto"/>
         <w:jc w:val="both"/>
       </w:pPr>
-      <w:r>
-        <w:rPr>
-          <w:b/>
-          <w:bCs/>
-        </w:rPr>
-        <w:t>CUARTA: PENALIDAD POR PERJURIO.</w:t>
-      </w:r>
-      <w:r>
-        <w:t xml:space="preserve"> Los testigos declaran estar conscientes de que el falso testimonio ante un Notario Público conlleva las penas de prisión y multas establecidas en el Código Penal Dominicano.</w:t>
-      </w:r>
-    </w:p>
-    <w:p>
-      <w:pPr>
-        <w:jc w:val="both"/>
-      </w:pPr>
-      <w:r>
-        <w:pict w14:anchorId="38FC898F">
-          <v:rect id="_x0000_i1078" style="width:0;height:1.5pt" o:hralign="center" o:hrstd="t" o:hr="t" fillcolor="#a0a0a0" stroked="f"/>
-        </w:pict>
-      </w:r>
-    </w:p>
-    <w:p>
-      <w:pPr>
-        <w:jc w:val="both"/>
-      </w:pPr>
-      <w:r>
-        <w:rPr>
-          <w:b/>
-          <w:bCs/>
-        </w:rPr>
-        <w:t>HECHO Y PASADO POR ANTE MÍ</w:t>
-      </w:r>
-      <w:r>
-        <w:t>, en mi estudio profesional, el día y año antes indicados. He dado lectura íntegra a los comparecientes, quienes en señal de aprobación firman junto conmigo y ante mí, Notario Público que CERTIFICO Y DOY FE.</w:t>
-      </w:r>
-    </w:p>
-    <w:p>
-      <w:pPr>
-        <w:jc w:val="both"/>
-      </w:pPr>
     </w:p>
     <w:sectPr>
-      <w:pgSz w:w="11906" w:h="16838"/>
+      <w:pgSz w:w="12240" w:h="20160" w:code="121"/>
       <w:pgMar w:top="1417" w:right="1701" w:bottom="1417" w:left="1701" w:header="708" w:footer="708" w:gutter="0"/>
       <w:cols w:space="708"/>
       <w:docGrid w:linePitch="360"/>
